--- a/companies/ashcombe-advisory/People/2021.02.08 - Onboarding - Nancy Suarez.docx
+++ b/companies/ashcombe-advisory/People/2021.02.08 - Onboarding - Nancy Suarez.docx
@@ -3,23 +3,66 @@
 <w:document xmlns:wpc="http://schemas.microsoft.com/office/word/2010/wordprocessingCanvas" xmlns:mo="http://schemas.microsoft.com/office/mac/office/2008/main" xmlns:mc="http://schemas.openxmlformats.org/markup-compatibility/2006" xmlns:mv="urn:schemas-microsoft-com:mac:vml" xmlns:o="urn:schemas-microsoft-com:office:office" xmlns:r="http://schemas.openxmlformats.org/officeDocument/2006/relationships" xmlns:m="http://schemas.openxmlformats.org/officeDocument/2006/math" xmlns:v="urn:schemas-microsoft-com:vml" xmlns:wp14="http://schemas.microsoft.com/office/word/2010/wordprocessingDrawing" xmlns:wp="http://schemas.openxmlformats.org/drawingml/2006/wordprocessingDrawing" xmlns:w10="urn:schemas-microsoft-com:office:word" xmlns:w="http://schemas.openxmlformats.org/wordprocessingml/2006/main" xmlns:w14="http://schemas.microsoft.com/office/word/2010/wordml" xmlns:wpg="http://schemas.microsoft.com/office/word/2010/wordprocessingGroup" xmlns:wpi="http://schemas.microsoft.com/office/word/2010/wordprocessingInk" xmlns:wne="http://schemas.microsoft.com/office/word/2006/wordml" xmlns:wps="http://schemas.microsoft.com/office/word/2010/wordprocessingShape" mc:Ignorable="w14 wp14">
   <w:body>
     <w:p>
+      <w:pPr>
+        <w:pStyle w:val="Heading1"/>
+      </w:pPr>
       <w:r>
-        <w:t>We are glad to have Nancy Suarez with us. She joins the advisory team as a Communications Associate, and a small firm feels the difference quickly when someone steady takes on the moving parts of client work. Nancy keeps the logistics of an engagement in order, and that is a large part of what lets the rest of us do the writing. Anyone who has worked a tight deadline knows how much calm of that kind is worth.</w:t>
+        <w:t>Nancy Suarez, Communications Associate</w:t>
       </w:r>
     </w:p>
     <w:p>
       <w:r>
-        <w:t>Much of her work will be the connective tissue of an engagement: shepherding approvals, keeping the status threads current, and making sure a promised follow-up actually arrives when it was promised. She will sit with the advisory team and support several engagements at once, which suits someone as organized as she is. Her notes tend to be short and orderly, the kind a busy advisor can answer with a single yes. She reports to Michael Morris, our Partner, who will hand her into the live accounts and set the pace of her first assignments.</w:t>
+        <w:t>Nancy Suarez joined us last week as a Communications Associate in the Advisory group, and it is a pleasure to welcome her. Julie Hill has prepared this note for the personnel file, recording what Nancy's role involves, where she sits within the practice, and what has been arranged for the period ahead.</w:t>
       </w:r>
     </w:p>
     <w:p>
       <w:r>
-        <w:t>The first stretch is for learning how we run rather than for taking the weight of a full slate. We would like her to sit in on the standing status calls, watch how approvals move through the mailbox, and get a feel for the rhythm of the accounts before she owns any of them. Our operations team will get her onto the shared files and the mailbox in the first day or two, so the practical setup is not in her way. She will pick up the mechanics quickly, and the point of these early weeks is simply to let her watch a full engagement move from one end to the other. Questions in that time are welcome, and no one here minds being asked.</w:t>
+        <w:t>Nancy is responsible for the mechanics of client announcements: wire distribution, the timing of embargoes, and coordination with a client's legal and finance teams on the day a release goes out. She reports to Michael Morris, Partner, and on each release she will work with the advisor who leads it. The work depends on every step being confirmed as it happens, and we would ask her to say so plainly whenever an instruction is unclear.</w:t>
+      </w:r>
+    </w:p>
+    <w:p>
+      <w:pPr>
+        <w:pStyle w:val="Heading2"/>
+      </w:pPr>
+      <w:r>
+        <w:t>Arrangements agreed</w:t>
+      </w:r>
+    </w:p>
+    <w:p>
+      <w:pPr>
+        <w:pStyle w:val="ListBullet"/>
+      </w:pPr>
+      <w:r>
+        <w:t>Her laptop, firm email account, and remote access were ready on her first day, and the operations team is walking her through the shared drive and the folders kept for each release.</w:t>
+      </w:r>
+    </w:p>
+    <w:p>
+      <w:pPr>
+        <w:pStyle w:val="ListBullet"/>
+      </w:pPr>
+      <w:r>
+        <w:t>On her first releases she will keep the checklist herself while the advisor leading the release confirms each step, so that she learns the sequence before she runs a release day on her own.</w:t>
+      </w:r>
+    </w:p>
+    <w:p>
+      <w:pPr>
+        <w:pStyle w:val="ListBullet"/>
+      </w:pPr>
+      <w:r>
+        <w:t>The firm's wire service accounts and media distribution lists are held centrally, and she will be given her own access once she has completed a release under supervision.</w:t>
+      </w:r>
+    </w:p>
+    <w:p>
+      <w:pPr>
+        <w:pStyle w:val="ListBullet"/>
+      </w:pPr>
+      <w:r>
+        <w:t>Embargoed drafts and release timings are confidential until the client issues the announcement, and are discussed only with colleagues working on that engagement.</w:t>
       </w:r>
     </w:p>
     <w:p>
       <w:r>
-        <w:t>Julie Hill will meet with Nancy in her first week to walk through the engagements she will help carry and to answer whatever has come up. Until then, please introduce yourselves when you see her, and send her way anything that will help her get her bearings. We are pleased she is here, and we mean to give her a good start.</w:t>
+        <w:t>Her first step is to go through the firm's release checklist line by line with Michael Morris, after which she will keep her own working copy for every release she handles.</w:t>
       </w:r>
     </w:p>
     <w:sectPr>
